--- a/rapports/2026-06-06/EQ26/EQ26_enq2_v2/DR_061203030008/43-14-83-40.docx
+++ b/rapports/2026-06-06/EQ26/EQ26_enq2_v2/DR_061203030008/43-14-83-40.docx
@@ -297,7 +297,7 @@
           <w:color w:val="1F6FEB"/>
           <w:sz w:val="22"/>
         </w:rPr>
-        <w:t>⚠ INCOHÉRENCES À CORRIGER (122)</w:t>
+        <w:t>⚠ INCOHÉRENCES À CORRIGER (113)</w:t>
       </w:r>
     </w:p>
     <w:tbl>
@@ -904,7 +904,7 @@
                 <w:color w:val="16A34A"/>
                 <w:sz w:val="16"/>
               </w:rPr>
-              <w:t>s01q39</w:t>
+              <w:t>s01q25, s01q30, s04q23, s01q00b, s01q30_decode, s04q23_decode</w:t>
             </w:r>
           </w:p>
         </w:tc>
@@ -935,7 +935,7 @@
                 <w:i w:val="0"/>
                 <w:sz w:val="17"/>
               </w:rPr>
-              <w:t>Incoherence! MATY DIENG dispose d'un téléphone portable à s01q39, donc la raison évoquée ne peut pas être (ne dispose pas d'appareil).</w:t>
+              <w:t>Incoherence! FATOU NDAO a declaré que la catégorie socioprofessionnelle de son père est  alors que le père lui-même declare comme catégorie socioprofessionnelle Travailleur pour compte propre au niveau de la section 4b.</w:t>
             </w:r>
           </w:p>
         </w:tc>
@@ -994,7 +994,7 @@
                 <w:color w:val="16A34A"/>
                 <w:sz w:val="16"/>
               </w:rPr>
-              <w:t>—</w:t>
+              <w:t>s01q32, s01q37, s04q23, s01q00b, s01q37_decode, s04q23_decode</w:t>
             </w:r>
           </w:p>
         </w:tc>
@@ -1025,7 +1025,7 @@
                 <w:i w:val="0"/>
                 <w:sz w:val="17"/>
               </w:rPr>
-              <w:t>Incoherence! MOUSTAPHA NDAO a dit que sa mère a un niveau  alors que la mère elle-même dit qu'elle a un niveau Secondaire 1 (Moyen) Général au niveau de la section 2.</w:t>
+              <w:t>Incoherence! FATOU NDAO a declaré que la catégorie socioprofessionnelle de sa mère est  alors que la mère elle-même declare comme catégorie socioprofessionnelle Travailleur pour compte propre au niveau de la section 4b.</w:t>
             </w:r>
           </w:p>
         </w:tc>
@@ -1084,7 +1084,7 @@
                 <w:color w:val="16A34A"/>
                 <w:sz w:val="16"/>
               </w:rPr>
-              <w:t>s01q32, s01q37, s04q23, s01q00b, s01q37_decode, s04q23_decode</w:t>
+              <w:t>s01q39</w:t>
             </w:r>
           </w:p>
         </w:tc>
@@ -1115,7 +1115,7 @@
                 <w:i w:val="0"/>
                 <w:sz w:val="17"/>
               </w:rPr>
-              <w:t>Incoherence! MOUSTAPHA NDAO a declaré que la catégorie socioprofessionnelle de sa mère est  alors que la mère elle-même declare comme catégorie socioprofessionnelle Travailleur familial contribuant à une entreprise familiale au niveau de la section 4b.</w:t>
+              <w:t>Incoherence! MATY DIENG dispose d'un téléphone portable à s01q39, donc la raison évoquée ne peut pas être (ne dispose pas d'appareil).</w:t>
             </w:r>
           </w:p>
         </w:tc>
@@ -1174,7 +1174,7 @@
                 <w:color w:val="16A34A"/>
                 <w:sz w:val="16"/>
               </w:rPr>
-              <w:t>s01q25, s01q30, s04q23, s01q00b, s01q30_decode, s04q23_decode</w:t>
+              <w:t>—</w:t>
             </w:r>
           </w:p>
         </w:tc>
@@ -1205,7 +1205,7 @@
                 <w:i w:val="0"/>
                 <w:sz w:val="17"/>
               </w:rPr>
-              <w:t>Incoherence! FATOU NDAO a declaré que la catégorie socioprofessionnelle de son père est  alors que le père lui-même declare comme catégorie socioprofessionnelle Travailleur pour compte propre au niveau de la section 4b.</w:t>
+              <w:t>Incoherence! MOUSTAPHA NDAO a dit que sa mère a un niveau  alors que la mère elle-même dit qu'elle a un niveau Secondaire 1 (Moyen) Général au niveau de la section 2.</w:t>
             </w:r>
           </w:p>
         </w:tc>
@@ -1295,7 +1295,7 @@
                 <w:i w:val="0"/>
                 <w:sz w:val="17"/>
               </w:rPr>
-              <w:t>Incoherence! FATOU NDAO a declaré que la catégorie socioprofessionnelle de sa mère est  alors que la mère elle-même declare comme catégorie socioprofessionnelle Travailleur pour compte propre au niveau de la section 4b.</w:t>
+              <w:t>Incoherence! MOUSTAPHA NDAO a declaré que la catégorie socioprofessionnelle de sa mère est  alors que la mère elle-même declare comme catégorie socioprofessionnelle Travailleur familial contribuant à une entreprise familiale au niveau de la section 4b.</w:t>
             </w:r>
           </w:p>
         </w:tc>
@@ -1385,7 +1385,7 @@
                 <w:i w:val="0"/>
                 <w:sz w:val="17"/>
               </w:rPr>
-              <w:t>Incohérence!!! seulement les écoles privées paient les frais de scolarité (y compris les frais d'inscription).</w:t>
+              <w:t>Incohérent!! Le niveau d'instruction déclaré par l'un des enfants () au niveau de la section 1 de MAME GOR NDAO diffère de celui donné par MAME GOR NDAO lui-même qui affirme ne pas avoir frequenté l'école formelle.</w:t>
             </w:r>
           </w:p>
         </w:tc>
@@ -1444,7 +1444,7 @@
                 <w:color w:val="16A34A"/>
                 <w:sz w:val="16"/>
               </w:rPr>
-              <w:t>s01q32, s01q36, s01q38, s04q37_modif, s02q33, s02q34, s01q00b</w:t>
+              <w:t>—</w:t>
             </w:r>
           </w:p>
         </w:tc>
@@ -1475,7 +1475,7 @@
                 <w:i w:val="0"/>
                 <w:sz w:val="17"/>
               </w:rPr>
-              <w:t>Peu probable!!! Vu l'âge (15 ans) de DIAMA NDAO ou l'année à laquelle DIAMA NDAO a fréquenté l'école pour la dernière fois (.) le dernier diplome de DIAMA NDAO ne peut être le Certificat d'études primaires (CEP), prière de corriger cette incohérence ou confirmer avec le QG.</w:t>
+              <w:t>Incohérent!! Le niveau d'instruction déclaré par l'un des enfants () au niveau de la section 1 de MATY DIENG diffère de celui donné par MATY DIENG lui-même qui affirme ne pas avoir frequenté l'école formelle.</w:t>
             </w:r>
           </w:p>
         </w:tc>
@@ -1534,7 +1534,7 @@
                 <w:color w:val="16A34A"/>
                 <w:sz w:val="16"/>
               </w:rPr>
-              <w:t>—</w:t>
+              <w:t>s01q32, s01q36, s01q38, s04q37_modif, s02q33, s02q34, s01q00b</w:t>
             </w:r>
           </w:p>
         </w:tc>
@@ -1565,7 +1565,7 @@
                 <w:i w:val="0"/>
                 <w:sz w:val="17"/>
               </w:rPr>
-              <w:t>Incohérent!! Le niveau d'instruction déclaré par l'un des enfants () au niveau de la section 1 de MAME GOR NDAO diffère de celui donné par MAME GOR NDAO lui-même qui affirme ne pas avoir frequenté l'école formelle.</w:t>
+              <w:t>Peu probable!!! Vu l'âge (15 ans) de DIAMA NDAO ou l'année à laquelle DIAMA NDAO a fréquenté l'école pour la dernière fois (.) le dernier diplome de DIAMA NDAO ne peut être le Certificat d'études primaires (CEP), prière de corriger cette incohérence ou confirmer avec le QG.</w:t>
             </w:r>
           </w:p>
         </w:tc>
@@ -1624,7 +1624,7 @@
                 <w:color w:val="16A34A"/>
                 <w:sz w:val="16"/>
               </w:rPr>
-              <w:t>—</w:t>
+              <w:t>s01q32, s01q36, s01q38, s04q37_modif, s02q33, s02q34, s01q00b</w:t>
             </w:r>
           </w:p>
         </w:tc>
@@ -1655,7 +1655,7 @@
                 <w:i w:val="0"/>
                 <w:sz w:val="17"/>
               </w:rPr>
-              <w:t>Incohérent!! Le niveau d'instruction déclaré par l'un des enfants () au niveau de la section 1 de MATY DIENG diffère de celui donné par MATY DIENG lui-même qui affirme ne pas avoir frequenté l'école formelle.</w:t>
+              <w:t>Peu probable!!! Vu l'âge (19 ans) de ADJI MAMA MBAYE ou l'année à laquelle ADJI MAMA MBAYE a fréquenté l'école pour la dernière fois (9999) le dernier diplome de ADJI MAMA MBAYE ne peut être le Certificat d'études primaires (CEP), prière de corriger cette incohérence ou confirmer avec le QG.</w:t>
             </w:r>
           </w:p>
         </w:tc>
@@ -1714,7 +1714,7 @@
                 <w:color w:val="16A34A"/>
                 <w:sz w:val="16"/>
               </w:rPr>
-              <w:t>s01q32, s01q36, s01q38, s04q37_modif, s02q33, s02q34, s01q00b</w:t>
+              <w:t>s02q33, s01q00b</w:t>
             </w:r>
           </w:p>
         </w:tc>
@@ -1745,7 +1745,7 @@
                 <w:i w:val="0"/>
                 <w:sz w:val="17"/>
               </w:rPr>
-              <w:t>Peu probable!!! Vu l'âge (19 ans) de ADJI MAMA MBAYE ou l'année à laquelle ADJI MAMA MBAYE a fréquenté l'école pour la dernière fois (9999) le dernier diplome de ADJI MAMA MBAYE ne peut être le Certificat d'études primaires (CEP), prière de corriger cette incohérence ou confirmer avec le QG.</w:t>
+              <w:t>Incoherent!!! La dernière fois que ADJI MAMA MBAYE a  fréquenté l'école est 9999.</w:t>
             </w:r>
           </w:p>
         </w:tc>
@@ -1804,7 +1804,7 @@
                 <w:color w:val="16A34A"/>
                 <w:sz w:val="16"/>
               </w:rPr>
-              <w:t>s02q33, s01q00b</w:t>
+              <w:t>s01q32, s01q36, s01q38, s04q37_modif, s02q33, s02q34, s01q00b</w:t>
             </w:r>
           </w:p>
         </w:tc>
@@ -1835,7 +1835,7 @@
                 <w:i w:val="0"/>
                 <w:sz w:val="17"/>
               </w:rPr>
-              <w:t>Incoherent!!! La dernière fois que ADJI MAMA MBAYE a  fréquenté l'école est 9999.</w:t>
+              <w:t>Peu probable!!! Vu l'âge (25 ans) de AMI NDAO ou l'année à laquelle AMI NDAO a fréquenté l'école pour la dernière fois (9999) le dernier diplome de AMI NDAO ne peut être le Certificat d'études primaires (CEP), prière de corriger cette incohérence ou confirmer avec le QG.</w:t>
             </w:r>
           </w:p>
         </w:tc>
@@ -1894,7 +1894,7 @@
                 <w:color w:val="16A34A"/>
                 <w:sz w:val="16"/>
               </w:rPr>
-              <w:t>s01q32, s01q36, s01q38, s04q37_modif, s02q33, s02q34, s01q00b</w:t>
+              <w:t>s02q33, s01q00b</w:t>
             </w:r>
           </w:p>
         </w:tc>
@@ -1925,7 +1925,7 @@
                 <w:i w:val="0"/>
                 <w:sz w:val="17"/>
               </w:rPr>
-              <w:t>Peu probable!!! Vu l'âge (25 ans) de AMI NDAO ou l'année à laquelle AMI NDAO a fréquenté l'école pour la dernière fois (9999) le dernier diplome de AMI NDAO ne peut être le Certificat d'études primaires (CEP), prière de corriger cette incohérence ou confirmer avec le QG.</w:t>
+              <w:t>Incoherent!!! La dernière fois que AMI NDAO a  fréquenté l'école est 9999.</w:t>
             </w:r>
           </w:p>
         </w:tc>
@@ -1958,7 +1958,7 @@
                 <w:i w:val="0"/>
                 <w:sz w:val="16"/>
               </w:rPr>
-              <w:t>S02</w:t>
+              <w:t>S11</w:t>
               <w:br/>
             </w:r>
             <w:r>
@@ -1968,7 +1968,7 @@
                 <w:color w:val="64748B"/>
                 <w:sz w:val="14"/>
               </w:rPr>
-              <w:t>Éducation</w:t>
+              <w:t>Logement / cadre de vie</w:t>
             </w:r>
           </w:p>
         </w:tc>
@@ -1984,7 +1984,7 @@
                 <w:color w:val="16A34A"/>
                 <w:sz w:val="16"/>
               </w:rPr>
-              <w:t>s02q33, s01q00b</w:t>
+              <w:t>—</w:t>
             </w:r>
           </w:p>
         </w:tc>
@@ -2015,7 +2015,7 @@
                 <w:i w:val="0"/>
                 <w:sz w:val="17"/>
               </w:rPr>
-              <w:t>Incoherent!!! La dernière fois que AMI NDAO a  fréquenté l'école est 9999.</w:t>
+              <w:t>Incoherent!!! Le nombre de pièces occupés (12) est superieur aux nombres de personnes vivant dans le ménage.</w:t>
             </w:r>
           </w:p>
         </w:tc>
@@ -2105,7 +2105,7 @@
                 <w:i w:val="0"/>
                 <w:sz w:val="17"/>
               </w:rPr>
-              <w:t>Incoherent!!! Le nombre de pièces occupés (12) est superieur aux nombres de personnes vivant dans le ménage.</w:t>
+              <w:t>Prière de corriger cette incohérence.</w:t>
             </w:r>
           </w:p>
         </w:tc>
@@ -2120,10 +2120,10 @@
               <w:rPr>
                 <w:b/>
                 <w:i w:val="0"/>
-                <w:color w:val="DC2626"/>
-                <w:sz w:val="16"/>
-              </w:rPr>
-              <w:t>Haute</w:t>
+                <w:color w:val="EA580C"/>
+                <w:sz w:val="16"/>
+              </w:rPr>
+              <w:t>Moyenne</w:t>
             </w:r>
           </w:p>
         </w:tc>
@@ -2138,7 +2138,7 @@
                 <w:i w:val="0"/>
                 <w:sz w:val="16"/>
               </w:rPr>
-              <w:t>S11</w:t>
+              <w:t>S00</w:t>
               <w:br/>
             </w:r>
             <w:r>
@@ -2148,7 +2148,7 @@
                 <w:color w:val="64748B"/>
                 <w:sz w:val="14"/>
               </w:rPr>
-              <w:t>Logement / cadre de vie</w:t>
+              <w:t>Identification</w:t>
             </w:r>
           </w:p>
         </w:tc>
@@ -2164,7 +2164,7 @@
                 <w:color w:val="16A34A"/>
                 <w:sz w:val="16"/>
               </w:rPr>
-              <w:t>—</w:t>
+              <w:t>s00q07a, s00q08, s00q10, s00q13_0, s00q15_0, s00q17_0, s00q23a, s00q23b</w:t>
             </w:r>
           </w:p>
         </w:tc>
@@ -2195,7 +2195,7 @@
                 <w:i w:val="0"/>
                 <w:sz w:val="17"/>
               </w:rPr>
-              <w:t>Prière de corriger cette incohérence.</w:t>
+              <w:t>Le questionnaire est completé mais il reste certainnes infomations du ménage à faire dans la section 0, prière de renseigner ces informations.</w:t>
             </w:r>
           </w:p>
         </w:tc>
@@ -2285,7 +2285,7 @@
                 <w:i w:val="0"/>
                 <w:sz w:val="17"/>
               </w:rPr>
-              <w:t>Le questionnaire est completé mais il reste certainnes infomations du ménage à faire dans la section 0, prière de renseigner ces informations.</w:t>
+              <w:t>Prière de renseigner toutes les informations du ménage dans la section 0 avant d'entamer les autres informations.</w:t>
             </w:r>
           </w:p>
         </w:tc>
@@ -2344,7 +2344,7 @@
                 <w:color w:val="16A34A"/>
                 <w:sz w:val="16"/>
               </w:rPr>
-              <w:t>s00q07a, s00q08, s00q10, s00q13_0, s00q15_0, s00q17_0, s00q23a, s00q23b</w:t>
+              <w:t>s00q27</w:t>
             </w:r>
           </w:p>
         </w:tc>
@@ -2375,7 +2375,7 @@
                 <w:i w:val="0"/>
                 <w:sz w:val="17"/>
               </w:rPr>
-              <w:t>Prière de renseigner toutes les informations du ménage dans la section 0 avant d'entamer les autres informations.</w:t>
+              <w:t>Le questionnaire semble ne pas être complètement fini mais le questionnaire est en statut complet, prière de compléter le questionnaire.</w:t>
             </w:r>
           </w:p>
         </w:tc>
@@ -2408,7 +2408,7 @@
                 <w:i w:val="0"/>
                 <w:sz w:val="16"/>
               </w:rPr>
-              <w:t>S00</w:t>
+              <w:t>S01</w:t>
               <w:br/>
             </w:r>
             <w:r>
@@ -2418,7 +2418,7 @@
                 <w:color w:val="64748B"/>
                 <w:sz w:val="14"/>
               </w:rPr>
-              <w:t>Identification</w:t>
+              <w:t>Démographie</w:t>
             </w:r>
           </w:p>
         </w:tc>
@@ -2434,7 +2434,7 @@
                 <w:color w:val="16A34A"/>
                 <w:sz w:val="16"/>
               </w:rPr>
-              <w:t>s00q27</w:t>
+              <w:t>—</w:t>
             </w:r>
           </w:p>
         </w:tc>
@@ -2465,7 +2465,7 @@
                 <w:i w:val="0"/>
                 <w:sz w:val="17"/>
               </w:rPr>
-              <w:t>Le questionnaire semble ne pas être complètement fini mais le questionnaire est en statut complet, prière de compléter le questionnaire.</w:t>
+              <w:t>Prière de verifier l'information donnée par AWA NDAO ou corriger au niveau de la section 1.</w:t>
             </w:r>
           </w:p>
         </w:tc>
@@ -2555,7 +2555,7 @@
                 <w:i w:val="0"/>
                 <w:sz w:val="17"/>
               </w:rPr>
-              <w:t>Prière de verifier l'information donnée par AWA NDAO ou corriger au niveau de la section 1.</w:t>
+              <w:t>Prière de verifier l'information donnée par DIAMA NDAO ou corriger au niveau de la section 1.</w:t>
             </w:r>
           </w:p>
         </w:tc>
@@ -2645,7 +2645,7 @@
                 <w:i w:val="0"/>
                 <w:sz w:val="17"/>
               </w:rPr>
-              <w:t>Prière de verifier l'information donnée par DIAMA NDAO ou corriger au niveau de la section 1.</w:t>
+              <w:t>Prière de verifier l'information donnée par FATOU NDAO ou corriger au niveau de la section 1.</w:t>
             </w:r>
           </w:p>
         </w:tc>
@@ -2736,816 +2736,6 @@
                 <w:sz w:val="17"/>
               </w:rPr>
               <w:t>Prière de verifier l'information donnée par MOUSTAPHA NDAO ou corriger au niveau de la section 1.</w:t>
-            </w:r>
-          </w:p>
-        </w:tc>
-      </w:tr>
-      <w:tr>
-        <w:tc>
-          <w:tcPr>
-            <w:tcW w:type="dxa" w:w="964"/>
-          </w:tcPr>
-          <w:p>
-            <w:r>
-              <w:rPr>
-                <w:b/>
-                <w:i w:val="0"/>
-                <w:color w:val="EA580C"/>
-                <w:sz w:val="16"/>
-              </w:rPr>
-              <w:t>Moyenne</w:t>
-            </w:r>
-          </w:p>
-        </w:tc>
-        <w:tc>
-          <w:tcPr>
-            <w:tcW w:type="dxa" w:w="1247"/>
-          </w:tcPr>
-          <w:p>
-            <w:r>
-              <w:rPr>
-                <w:b/>
-                <w:i w:val="0"/>
-                <w:sz w:val="16"/>
-              </w:rPr>
-              <w:t>S01</w:t>
-              <w:br/>
-            </w:r>
-            <w:r>
-              <w:rPr>
-                <w:b w:val="0"/>
-                <w:i w:val="0"/>
-                <w:color w:val="64748B"/>
-                <w:sz w:val="14"/>
-              </w:rPr>
-              <w:t>Démographie</w:t>
-            </w:r>
-          </w:p>
-        </w:tc>
-        <w:tc>
-          <w:tcPr>
-            <w:tcW w:type="dxa" w:w="1531"/>
-          </w:tcPr>
-          <w:p>
-            <w:r>
-              <w:rPr>
-                <w:b/>
-                <w:i w:val="0"/>
-                <w:color w:val="16A34A"/>
-                <w:sz w:val="16"/>
-              </w:rPr>
-              <w:t>s00q27, s01q03a, s01q03b, s01q03c, s01q00b</w:t>
-            </w:r>
-          </w:p>
-        </w:tc>
-        <w:tc>
-          <w:tcPr>
-            <w:tcW w:type="dxa" w:w="1191"/>
-          </w:tcPr>
-          <w:p>
-            <w:r>
-              <w:rPr>
-                <w:b w:val="0"/>
-                <w:i w:val="0"/>
-                <w:color w:val="64748B"/>
-                <w:sz w:val="16"/>
-              </w:rPr>
-              <w:t>GT-CQ</w:t>
-            </w:r>
-          </w:p>
-        </w:tc>
-        <w:tc>
-          <w:tcPr>
-            <w:tcW w:type="dxa" w:w="4706"/>
-          </w:tcPr>
-          <w:p>
-            <w:r>
-              <w:rPr>
-                <w:b w:val="0"/>
-                <w:i w:val="0"/>
-                <w:sz w:val="17"/>
-              </w:rPr>
-              <w:t>Les informations sur l'acte de naissance (ni Jours, ni mois et ni années) de  ADJI MAMA MBAYE  manquent, s'il vous plait pouvez-vous fournir d'effort pour avoir ces informations.</w:t>
-            </w:r>
-          </w:p>
-        </w:tc>
-      </w:tr>
-      <w:tr>
-        <w:tc>
-          <w:tcPr>
-            <w:tcW w:type="dxa" w:w="964"/>
-          </w:tcPr>
-          <w:p>
-            <w:r>
-              <w:rPr>
-                <w:b/>
-                <w:i w:val="0"/>
-                <w:color w:val="EA580C"/>
-                <w:sz w:val="16"/>
-              </w:rPr>
-              <w:t>Moyenne</w:t>
-            </w:r>
-          </w:p>
-        </w:tc>
-        <w:tc>
-          <w:tcPr>
-            <w:tcW w:type="dxa" w:w="1247"/>
-          </w:tcPr>
-          <w:p>
-            <w:r>
-              <w:rPr>
-                <w:b/>
-                <w:i w:val="0"/>
-                <w:sz w:val="16"/>
-              </w:rPr>
-              <w:t>S01</w:t>
-              <w:br/>
-            </w:r>
-            <w:r>
-              <w:rPr>
-                <w:b w:val="0"/>
-                <w:i w:val="0"/>
-                <w:color w:val="64748B"/>
-                <w:sz w:val="14"/>
-              </w:rPr>
-              <w:t>Démographie</w:t>
-            </w:r>
-          </w:p>
-        </w:tc>
-        <w:tc>
-          <w:tcPr>
-            <w:tcW w:type="dxa" w:w="1531"/>
-          </w:tcPr>
-          <w:p>
-            <w:r>
-              <w:rPr>
-                <w:b/>
-                <w:i w:val="0"/>
-                <w:color w:val="16A34A"/>
-                <w:sz w:val="16"/>
-              </w:rPr>
-              <w:t>s00q27, s01q03a, s01q03b, s01q03c, s01q00b</w:t>
-            </w:r>
-          </w:p>
-        </w:tc>
-        <w:tc>
-          <w:tcPr>
-            <w:tcW w:type="dxa" w:w="1191"/>
-          </w:tcPr>
-          <w:p>
-            <w:r>
-              <w:rPr>
-                <w:b w:val="0"/>
-                <w:i w:val="0"/>
-                <w:color w:val="64748B"/>
-                <w:sz w:val="16"/>
-              </w:rPr>
-              <w:t>GT-CQ</w:t>
-            </w:r>
-          </w:p>
-        </w:tc>
-        <w:tc>
-          <w:tcPr>
-            <w:tcW w:type="dxa" w:w="4706"/>
-          </w:tcPr>
-          <w:p>
-            <w:r>
-              <w:rPr>
-                <w:b w:val="0"/>
-                <w:i w:val="0"/>
-                <w:sz w:val="17"/>
-              </w:rPr>
-              <w:t>Les informations sur l'acte de naissance (ni Jours, ni mois et ni années) de  AMI NDAO  manquent, s'il vous plait pouvez-vous fournir d'effort pour avoir ces informations.</w:t>
-            </w:r>
-          </w:p>
-        </w:tc>
-      </w:tr>
-      <w:tr>
-        <w:tc>
-          <w:tcPr>
-            <w:tcW w:type="dxa" w:w="964"/>
-          </w:tcPr>
-          <w:p>
-            <w:r>
-              <w:rPr>
-                <w:b/>
-                <w:i w:val="0"/>
-                <w:color w:val="EA580C"/>
-                <w:sz w:val="16"/>
-              </w:rPr>
-              <w:t>Moyenne</w:t>
-            </w:r>
-          </w:p>
-        </w:tc>
-        <w:tc>
-          <w:tcPr>
-            <w:tcW w:type="dxa" w:w="1247"/>
-          </w:tcPr>
-          <w:p>
-            <w:r>
-              <w:rPr>
-                <w:b/>
-                <w:i w:val="0"/>
-                <w:sz w:val="16"/>
-              </w:rPr>
-              <w:t>S01</w:t>
-              <w:br/>
-            </w:r>
-            <w:r>
-              <w:rPr>
-                <w:b w:val="0"/>
-                <w:i w:val="0"/>
-                <w:color w:val="64748B"/>
-                <w:sz w:val="14"/>
-              </w:rPr>
-              <w:t>Démographie</w:t>
-            </w:r>
-          </w:p>
-        </w:tc>
-        <w:tc>
-          <w:tcPr>
-            <w:tcW w:type="dxa" w:w="1531"/>
-          </w:tcPr>
-          <w:p>
-            <w:r>
-              <w:rPr>
-                <w:b/>
-                <w:i w:val="0"/>
-                <w:color w:val="16A34A"/>
-                <w:sz w:val="16"/>
-              </w:rPr>
-              <w:t>s00q27, s01q03a, s01q03b, s01q03c, s01q00b</w:t>
-            </w:r>
-          </w:p>
-        </w:tc>
-        <w:tc>
-          <w:tcPr>
-            <w:tcW w:type="dxa" w:w="1191"/>
-          </w:tcPr>
-          <w:p>
-            <w:r>
-              <w:rPr>
-                <w:b w:val="0"/>
-                <w:i w:val="0"/>
-                <w:color w:val="64748B"/>
-                <w:sz w:val="16"/>
-              </w:rPr>
-              <w:t>GT-CQ</w:t>
-            </w:r>
-          </w:p>
-        </w:tc>
-        <w:tc>
-          <w:tcPr>
-            <w:tcW w:type="dxa" w:w="4706"/>
-          </w:tcPr>
-          <w:p>
-            <w:r>
-              <w:rPr>
-                <w:b w:val="0"/>
-                <w:i w:val="0"/>
-                <w:sz w:val="17"/>
-              </w:rPr>
-              <w:t>Les informations sur l'acte de naissance (ni Jours, ni mois et ni années) de  FATOU FAYE NDAO  manquent, s'il vous plait pouvez-vous fournir d'effort pour avoir ces informations.</w:t>
-            </w:r>
-          </w:p>
-        </w:tc>
-      </w:tr>
-      <w:tr>
-        <w:tc>
-          <w:tcPr>
-            <w:tcW w:type="dxa" w:w="964"/>
-          </w:tcPr>
-          <w:p>
-            <w:r>
-              <w:rPr>
-                <w:b/>
-                <w:i w:val="0"/>
-                <w:color w:val="EA580C"/>
-                <w:sz w:val="16"/>
-              </w:rPr>
-              <w:t>Moyenne</w:t>
-            </w:r>
-          </w:p>
-        </w:tc>
-        <w:tc>
-          <w:tcPr>
-            <w:tcW w:type="dxa" w:w="1247"/>
-          </w:tcPr>
-          <w:p>
-            <w:r>
-              <w:rPr>
-                <w:b/>
-                <w:i w:val="0"/>
-                <w:sz w:val="16"/>
-              </w:rPr>
-              <w:t>S01</w:t>
-              <w:br/>
-            </w:r>
-            <w:r>
-              <w:rPr>
-                <w:b w:val="0"/>
-                <w:i w:val="0"/>
-                <w:color w:val="64748B"/>
-                <w:sz w:val="14"/>
-              </w:rPr>
-              <w:t>Démographie</w:t>
-            </w:r>
-          </w:p>
-        </w:tc>
-        <w:tc>
-          <w:tcPr>
-            <w:tcW w:type="dxa" w:w="1531"/>
-          </w:tcPr>
-          <w:p>
-            <w:r>
-              <w:rPr>
-                <w:b/>
-                <w:i w:val="0"/>
-                <w:color w:val="16A34A"/>
-                <w:sz w:val="16"/>
-              </w:rPr>
-              <w:t>s01q04a, s01q03b</w:t>
-            </w:r>
-          </w:p>
-        </w:tc>
-        <w:tc>
-          <w:tcPr>
-            <w:tcW w:type="dxa" w:w="1191"/>
-          </w:tcPr>
-          <w:p>
-            <w:r>
-              <w:rPr>
-                <w:b w:val="0"/>
-                <w:i w:val="0"/>
-                <w:color w:val="64748B"/>
-                <w:sz w:val="16"/>
-              </w:rPr>
-              <w:t>GT-CQ</w:t>
-            </w:r>
-          </w:p>
-        </w:tc>
-        <w:tc>
-          <w:tcPr>
-            <w:tcW w:type="dxa" w:w="4706"/>
-          </w:tcPr>
-          <w:p>
-            <w:r>
-              <w:rPr>
-                <w:b w:val="0"/>
-                <w:i w:val="0"/>
-                <w:sz w:val="17"/>
-              </w:rPr>
-              <w:t>Le mois de l'enfant ( FATOU FAYE NDAO ) n'est pas connu mais vous avez declaré en s01q04a le nombre de mois, prière de changer NSP au niveau de s01q03b.</w:t>
-            </w:r>
-          </w:p>
-        </w:tc>
-      </w:tr>
-      <w:tr>
-        <w:tc>
-          <w:tcPr>
-            <w:tcW w:type="dxa" w:w="964"/>
-          </w:tcPr>
-          <w:p>
-            <w:r>
-              <w:rPr>
-                <w:b/>
-                <w:i w:val="0"/>
-                <w:color w:val="EA580C"/>
-                <w:sz w:val="16"/>
-              </w:rPr>
-              <w:t>Moyenne</w:t>
-            </w:r>
-          </w:p>
-        </w:tc>
-        <w:tc>
-          <w:tcPr>
-            <w:tcW w:type="dxa" w:w="1247"/>
-          </w:tcPr>
-          <w:p>
-            <w:r>
-              <w:rPr>
-                <w:b/>
-                <w:i w:val="0"/>
-                <w:sz w:val="16"/>
-              </w:rPr>
-              <w:t>S01</w:t>
-              <w:br/>
-            </w:r>
-            <w:r>
-              <w:rPr>
-                <w:b w:val="0"/>
-                <w:i w:val="0"/>
-                <w:color w:val="64748B"/>
-                <w:sz w:val="14"/>
-              </w:rPr>
-              <w:t>Démographie</w:t>
-            </w:r>
-          </w:p>
-        </w:tc>
-        <w:tc>
-          <w:tcPr>
-            <w:tcW w:type="dxa" w:w="1531"/>
-          </w:tcPr>
-          <w:p>
-            <w:r>
-              <w:rPr>
-                <w:b/>
-                <w:i w:val="0"/>
-                <w:color w:val="16A34A"/>
-                <w:sz w:val="16"/>
-              </w:rPr>
-              <w:t>s00q27, s01q03a, s01q03b, s01q03c, s01q00b</w:t>
-            </w:r>
-          </w:p>
-        </w:tc>
-        <w:tc>
-          <w:tcPr>
-            <w:tcW w:type="dxa" w:w="1191"/>
-          </w:tcPr>
-          <w:p>
-            <w:r>
-              <w:rPr>
-                <w:b w:val="0"/>
-                <w:i w:val="0"/>
-                <w:color w:val="64748B"/>
-                <w:sz w:val="16"/>
-              </w:rPr>
-              <w:t>GT-CQ</w:t>
-            </w:r>
-          </w:p>
-        </w:tc>
-        <w:tc>
-          <w:tcPr>
-            <w:tcW w:type="dxa" w:w="4706"/>
-          </w:tcPr>
-          <w:p>
-            <w:r>
-              <w:rPr>
-                <w:b w:val="0"/>
-                <w:i w:val="0"/>
-                <w:sz w:val="17"/>
-              </w:rPr>
-              <w:t>Les informations sur l'acte de naissance (ni Jours, ni mois et ni années) de  FATOU NDAO  manquent, s'il vous plait pouvez-vous fournir d'effort pour avoir ces informations.</w:t>
-            </w:r>
-          </w:p>
-        </w:tc>
-      </w:tr>
-      <w:tr>
-        <w:tc>
-          <w:tcPr>
-            <w:tcW w:type="dxa" w:w="964"/>
-          </w:tcPr>
-          <w:p>
-            <w:r>
-              <w:rPr>
-                <w:b/>
-                <w:i w:val="0"/>
-                <w:color w:val="EA580C"/>
-                <w:sz w:val="16"/>
-              </w:rPr>
-              <w:t>Moyenne</w:t>
-            </w:r>
-          </w:p>
-        </w:tc>
-        <w:tc>
-          <w:tcPr>
-            <w:tcW w:type="dxa" w:w="1247"/>
-          </w:tcPr>
-          <w:p>
-            <w:r>
-              <w:rPr>
-                <w:b/>
-                <w:i w:val="0"/>
-                <w:sz w:val="16"/>
-              </w:rPr>
-              <w:t>S01</w:t>
-              <w:br/>
-            </w:r>
-            <w:r>
-              <w:rPr>
-                <w:b w:val="0"/>
-                <w:i w:val="0"/>
-                <w:color w:val="64748B"/>
-                <w:sz w:val="14"/>
-              </w:rPr>
-              <w:t>Démographie</w:t>
-            </w:r>
-          </w:p>
-        </w:tc>
-        <w:tc>
-          <w:tcPr>
-            <w:tcW w:type="dxa" w:w="1531"/>
-          </w:tcPr>
-          <w:p>
-            <w:r>
-              <w:rPr>
-                <w:b/>
-                <w:i w:val="0"/>
-                <w:color w:val="16A34A"/>
-                <w:sz w:val="16"/>
-              </w:rPr>
-              <w:t>—</w:t>
-            </w:r>
-          </w:p>
-        </w:tc>
-        <w:tc>
-          <w:tcPr>
-            <w:tcW w:type="dxa" w:w="1191"/>
-          </w:tcPr>
-          <w:p>
-            <w:r>
-              <w:rPr>
-                <w:b w:val="0"/>
-                <w:i w:val="0"/>
-                <w:color w:val="64748B"/>
-                <w:sz w:val="16"/>
-              </w:rPr>
-              <w:t>GT-CQ</w:t>
-            </w:r>
-          </w:p>
-        </w:tc>
-        <w:tc>
-          <w:tcPr>
-            <w:tcW w:type="dxa" w:w="4706"/>
-          </w:tcPr>
-          <w:p>
-            <w:r>
-              <w:rPr>
-                <w:b w:val="0"/>
-                <w:i w:val="0"/>
-                <w:sz w:val="17"/>
-              </w:rPr>
-              <w:t>Prière de verifier l'information donnée par FATOU NDAO ou corriger au niveau de la section 1.</w:t>
-            </w:r>
-          </w:p>
-        </w:tc>
-      </w:tr>
-      <w:tr>
-        <w:tc>
-          <w:tcPr>
-            <w:tcW w:type="dxa" w:w="964"/>
-          </w:tcPr>
-          <w:p>
-            <w:r>
-              <w:rPr>
-                <w:b/>
-                <w:i w:val="0"/>
-                <w:color w:val="EA580C"/>
-                <w:sz w:val="16"/>
-              </w:rPr>
-              <w:t>Moyenne</w:t>
-            </w:r>
-          </w:p>
-        </w:tc>
-        <w:tc>
-          <w:tcPr>
-            <w:tcW w:type="dxa" w:w="1247"/>
-          </w:tcPr>
-          <w:p>
-            <w:r>
-              <w:rPr>
-                <w:b/>
-                <w:i w:val="0"/>
-                <w:sz w:val="16"/>
-              </w:rPr>
-              <w:t>S01</w:t>
-              <w:br/>
-            </w:r>
-            <w:r>
-              <w:rPr>
-                <w:b w:val="0"/>
-                <w:i w:val="0"/>
-                <w:color w:val="64748B"/>
-                <w:sz w:val="14"/>
-              </w:rPr>
-              <w:t>Démographie</w:t>
-            </w:r>
-          </w:p>
-        </w:tc>
-        <w:tc>
-          <w:tcPr>
-            <w:tcW w:type="dxa" w:w="1531"/>
-          </w:tcPr>
-          <w:p>
-            <w:r>
-              <w:rPr>
-                <w:b/>
-                <w:i w:val="0"/>
-                <w:color w:val="16A34A"/>
-                <w:sz w:val="16"/>
-              </w:rPr>
-              <w:t>s00q27, s01q03a, s01q03b, s01q03c, s01q00b</w:t>
-            </w:r>
-          </w:p>
-        </w:tc>
-        <w:tc>
-          <w:tcPr>
-            <w:tcW w:type="dxa" w:w="1191"/>
-          </w:tcPr>
-          <w:p>
-            <w:r>
-              <w:rPr>
-                <w:b w:val="0"/>
-                <w:i w:val="0"/>
-                <w:color w:val="64748B"/>
-                <w:sz w:val="16"/>
-              </w:rPr>
-              <w:t>GT-CQ</w:t>
-            </w:r>
-          </w:p>
-        </w:tc>
-        <w:tc>
-          <w:tcPr>
-            <w:tcW w:type="dxa" w:w="4706"/>
-          </w:tcPr>
-          <w:p>
-            <w:r>
-              <w:rPr>
-                <w:b w:val="0"/>
-                <w:i w:val="0"/>
-                <w:sz w:val="17"/>
-              </w:rPr>
-              <w:t>Les informations sur l'acte de naissance (ni Jours, ni mois et ni années) de  FATOU NDOM  manquent, s'il vous plait pouvez-vous fournir d'effort pour avoir ces informations.</w:t>
-            </w:r>
-          </w:p>
-        </w:tc>
-      </w:tr>
-      <w:tr>
-        <w:tc>
-          <w:tcPr>
-            <w:tcW w:type="dxa" w:w="964"/>
-          </w:tcPr>
-          <w:p>
-            <w:r>
-              <w:rPr>
-                <w:b/>
-                <w:i w:val="0"/>
-                <w:color w:val="EA580C"/>
-                <w:sz w:val="16"/>
-              </w:rPr>
-              <w:t>Moyenne</w:t>
-            </w:r>
-          </w:p>
-        </w:tc>
-        <w:tc>
-          <w:tcPr>
-            <w:tcW w:type="dxa" w:w="1247"/>
-          </w:tcPr>
-          <w:p>
-            <w:r>
-              <w:rPr>
-                <w:b/>
-                <w:i w:val="0"/>
-                <w:sz w:val="16"/>
-              </w:rPr>
-              <w:t>S01</w:t>
-              <w:br/>
-            </w:r>
-            <w:r>
-              <w:rPr>
-                <w:b w:val="0"/>
-                <w:i w:val="0"/>
-                <w:color w:val="64748B"/>
-                <w:sz w:val="14"/>
-              </w:rPr>
-              <w:t>Démographie</w:t>
-            </w:r>
-          </w:p>
-        </w:tc>
-        <w:tc>
-          <w:tcPr>
-            <w:tcW w:type="dxa" w:w="1531"/>
-          </w:tcPr>
-          <w:p>
-            <w:r>
-              <w:rPr>
-                <w:b/>
-                <w:i w:val="0"/>
-                <w:color w:val="16A34A"/>
-                <w:sz w:val="16"/>
-              </w:rPr>
-              <w:t>s01q04a, s01q03b</w:t>
-            </w:r>
-          </w:p>
-        </w:tc>
-        <w:tc>
-          <w:tcPr>
-            <w:tcW w:type="dxa" w:w="1191"/>
-          </w:tcPr>
-          <w:p>
-            <w:r>
-              <w:rPr>
-                <w:b w:val="0"/>
-                <w:i w:val="0"/>
-                <w:color w:val="64748B"/>
-                <w:sz w:val="16"/>
-              </w:rPr>
-              <w:t>GT-CQ</w:t>
-            </w:r>
-          </w:p>
-        </w:tc>
-        <w:tc>
-          <w:tcPr>
-            <w:tcW w:type="dxa" w:w="4706"/>
-          </w:tcPr>
-          <w:p>
-            <w:r>
-              <w:rPr>
-                <w:b w:val="0"/>
-                <w:i w:val="0"/>
-                <w:sz w:val="17"/>
-              </w:rPr>
-              <w:t>Le mois de l'enfant ( FATOU NDOM ) n'est pas connu mais vous avez declaré en s01q04a le nombre de mois, prière de changer NSP au niveau de s01q03b.</w:t>
-            </w:r>
-          </w:p>
-        </w:tc>
-      </w:tr>
-      <w:tr>
-        <w:tc>
-          <w:tcPr>
-            <w:tcW w:type="dxa" w:w="964"/>
-          </w:tcPr>
-          <w:p>
-            <w:r>
-              <w:rPr>
-                <w:b/>
-                <w:i w:val="0"/>
-                <w:color w:val="EA580C"/>
-                <w:sz w:val="16"/>
-              </w:rPr>
-              <w:t>Moyenne</w:t>
-            </w:r>
-          </w:p>
-        </w:tc>
-        <w:tc>
-          <w:tcPr>
-            <w:tcW w:type="dxa" w:w="1247"/>
-          </w:tcPr>
-          <w:p>
-            <w:r>
-              <w:rPr>
-                <w:b/>
-                <w:i w:val="0"/>
-                <w:sz w:val="16"/>
-              </w:rPr>
-              <w:t>S02</w:t>
-              <w:br/>
-            </w:r>
-            <w:r>
-              <w:rPr>
-                <w:b w:val="0"/>
-                <w:i w:val="0"/>
-                <w:color w:val="64748B"/>
-                <w:sz w:val="14"/>
-              </w:rPr>
-              <w:t>Éducation</w:t>
-            </w:r>
-          </w:p>
-        </w:tc>
-        <w:tc>
-          <w:tcPr>
-            <w:tcW w:type="dxa" w:w="1531"/>
-          </w:tcPr>
-          <w:p>
-            <w:r>
-              <w:rPr>
-                <w:b/>
-                <w:i w:val="0"/>
-                <w:color w:val="16A34A"/>
-                <w:sz w:val="16"/>
-              </w:rPr>
-              <w:t>—</w:t>
-            </w:r>
-          </w:p>
-        </w:tc>
-        <w:tc>
-          <w:tcPr>
-            <w:tcW w:type="dxa" w:w="1191"/>
-          </w:tcPr>
-          <w:p>
-            <w:r>
-              <w:rPr>
-                <w:b w:val="0"/>
-                <w:i w:val="0"/>
-                <w:color w:val="64748B"/>
-                <w:sz w:val="16"/>
-              </w:rPr>
-              <w:t>GT-CQ</w:t>
-            </w:r>
-          </w:p>
-        </w:tc>
-        <w:tc>
-          <w:tcPr>
-            <w:tcW w:type="dxa" w:w="4706"/>
-          </w:tcPr>
-          <w:p>
-            <w:r>
-              <w:rPr>
-                <w:b w:val="0"/>
-                <w:i w:val="0"/>
-                <w:sz w:val="17"/>
-              </w:rPr>
-              <w:t>veuillez, s'il vous plait, confirmer les frais de scolarité ( 5000 FCFA) payée de DIAMA NDAO avec le QG ou apporter les corrections nécessaires.</w:t>
             </w:r>
           </w:p>
         </w:tc>
